--- a/MyDocumentConverterMultiOSV10/samples/output/data/json/docx.docx
+++ b/MyDocumentConverterMultiOSV10/samples/output/data/json/docx.docx
@@ -114,7 +114,7 @@
       <w:r>
         <w:t xml:space="preserve">, 그리고 </w:t>
       </w:r>
-      <w:hyperlink w:history="1" r:id="rId0nsscbfn3unxy2ls5gtp5">
+      <w:hyperlink w:history="1" r:id="rIdga1v0bves0crgt0qums3c">
         <w:r>
           <w:rPr>
             <w:rStyle w:val="Hyperlink"/>
@@ -768,7 +768,7 @@
       <w:r>
         <w:t xml:space="preserve"> 자동 링크 </w:t>
       </w:r>
-      <w:hyperlink w:history="1" r:id="rIdc44g-esh0ep_dcxpv_8hc">
+      <w:hyperlink w:history="1" r:id="rId28hqppc5zjttitbzahlqj">
         <w:r>
           <w:rPr>
             <w:rStyle w:val="Hyperlink"/>
@@ -779,7 +779,7 @@
       <w:r>
         <w:t xml:space="preserve"> 와 </w:t>
       </w:r>
-      <w:hyperlink w:history="1" r:id="rIddhizwywety2nadiuqvevz">
+      <w:hyperlink w:history="1" r:id="rIdqgdz2t2vyxp_5kquynwro">
         <w:r>
           <w:rPr>
             <w:rStyle w:val="Hyperlink"/>
